--- a/public/tours/international/asia/itineraries/4 Days Singapore City Lights.docx
+++ b/public/tours/international/asia/itineraries/4 Days Singapore City Lights.docx
@@ -1,6 +1,6 @@
 
 <file path=word/document.xml><?xml version="1.0" encoding="utf-8"?>
-<w:document xmlns:wpc="http://schemas.microsoft.com/office/word/2010/wordprocessingCanvas" xmlns:mc="http://schemas.openxmlformats.org/markup-compatibility/2006" xmlns:o="urn:schemas-microsoft-com:office:office" xmlns:r="http://schemas.openxmlformats.org/officeDocument/2006/relationships" xmlns:m="http://schemas.openxmlformats.org/officeDocument/2006/math" xmlns:v="urn:schemas-microsoft-com:vml" xmlns:wp14="http://schemas.microsoft.com/office/word/2010/wordprocessingDrawing" xmlns:wp="http://schemas.openxmlformats.org/drawingml/2006/wordprocessingDrawing" xmlns:w10="urn:schemas-microsoft-com:office:word" xmlns:w="http://schemas.openxmlformats.org/wordprocessingml/2006/main" xmlns:w14="http://schemas.microsoft.com/office/word/2010/wordml" xmlns:w15="http://schemas.microsoft.com/office/word/2012/wordml" xmlns:wpg="http://schemas.microsoft.com/office/word/2010/wordprocessingGroup" xmlns:wpi="http://schemas.microsoft.com/office/word/2010/wordprocessingInk" xmlns:wne="http://schemas.microsoft.com/office/word/2006/wordml" xmlns:wps="http://schemas.microsoft.com/office/word/2010/wordprocessingShape" mc:Ignorable="w14 w15 wp14">
+<w:document xmlns:wpc="http://schemas.microsoft.com/office/word/2010/wordprocessingCanvas" xmlns:cx="http://schemas.microsoft.com/office/drawing/2014/chartex" xmlns:cx1="http://schemas.microsoft.com/office/drawing/2015/9/8/chartex" xmlns:cx2="http://schemas.microsoft.com/office/drawing/2015/10/21/chartex" xmlns:cx3="http://schemas.microsoft.com/office/drawing/2016/5/9/chartex" xmlns:cx4="http://schemas.microsoft.com/office/drawing/2016/5/10/chartex" xmlns:cx5="http://schemas.microsoft.com/office/drawing/2016/5/11/chartex" xmlns:cx6="http://schemas.microsoft.com/office/drawing/2016/5/12/chartex" xmlns:cx7="http://schemas.microsoft.com/office/drawing/2016/5/13/chartex" xmlns:cx8="http://schemas.microsoft.com/office/drawing/2016/5/14/chartex" xmlns:mc="http://schemas.openxmlformats.org/markup-compatibility/2006" xmlns:aink="http://schemas.microsoft.com/office/drawing/2016/ink" xmlns:am3d="http://schemas.microsoft.com/office/drawing/2017/model3d" xmlns:o="urn:schemas-microsoft-com:office:office" xmlns:r="http://schemas.openxmlformats.org/officeDocument/2006/relationships" xmlns:m="http://schemas.openxmlformats.org/officeDocument/2006/math" xmlns:v="urn:schemas-microsoft-com:vml" xmlns:wp14="http://schemas.microsoft.com/office/word/2010/wordprocessingDrawing" xmlns:wp="http://schemas.openxmlformats.org/drawingml/2006/wordprocessingDrawing" xmlns:w10="urn:schemas-microsoft-com:office:word" xmlns:w="http://schemas.openxmlformats.org/wordprocessingml/2006/main" xmlns:w14="http://schemas.microsoft.com/office/word/2010/wordml" xmlns:w15="http://schemas.microsoft.com/office/word/2012/wordml" xmlns:w16cid="http://schemas.microsoft.com/office/word/2016/wordml/cid" xmlns:w16se="http://schemas.microsoft.com/office/word/2015/wordml/symex" xmlns:wpg="http://schemas.microsoft.com/office/word/2010/wordprocessingGroup" xmlns:wpi="http://schemas.microsoft.com/office/word/2010/wordprocessingInk" xmlns:wne="http://schemas.microsoft.com/office/word/2006/wordml" xmlns:wps="http://schemas.microsoft.com/office/word/2010/wordprocessingShape" mc:Ignorable="w14 w15 w16se w16cid wp14">
   <w:body>
     <w:p>
       <w:pPr>
@@ -32,6 +32,24 @@
           <v:rect id="_x0000_i1025" style="width:0;height:1.5pt" o:hralign="center" o:hrstd="t" o:hr="t" fillcolor="#a0a0a0" stroked="f"/>
         </w:pict>
       </w:r>
+    </w:p>
+    <w:p>
+      <w:pPr>
+        <w:rPr>
+          <w:rFonts w:ascii="Arial" w:hAnsi="Arial" w:cs="Arial"/>
+          <w:b/>
+          <w:bCs/>
+        </w:rPr>
+      </w:pPr>
+    </w:p>
+    <w:p>
+      <w:pPr>
+        <w:rPr>
+          <w:rFonts w:ascii="Arial" w:hAnsi="Arial" w:cs="Arial"/>
+        </w:rPr>
+      </w:pPr>
+      <w:bookmarkStart w:id="0" w:name="_GoBack"/>
+      <w:bookmarkEnd w:id="0"/>
       <w:r>
         <w:rPr>
           <w:rFonts w:ascii="Arial" w:hAnsi="Arial" w:cs="Arial"/>
@@ -125,9 +143,8 @@
           <w:lang w:eastAsia="en-US"/>
         </w:rPr>
         <w:br/>
-        <w:t xml:space="preserve">• </w:t>
-      </w:r>
-      <w:proofErr w:type="spellStart"/>
+        <w:t>• Sentosa Island sunset experience</w:t>
+      </w:r>
       <w:r>
         <w:rPr>
           <w:rFonts w:ascii="Arial" w:eastAsiaTheme="minorHAnsi" w:hAnsi="Arial" w:cs="Arial"/>
@@ -135,9 +152,9 @@
           <w:szCs w:val="22"/>
           <w:lang w:eastAsia="en-US"/>
         </w:rPr>
-        <w:t>Sentosa</w:t>
-      </w:r>
-      <w:proofErr w:type="spellEnd"/>
+        <w:br/>
+        <w:t>• Cable car ride with scenic views</w:t>
+      </w:r>
       <w:r>
         <w:rPr>
           <w:rFonts w:ascii="Arial" w:eastAsiaTheme="minorHAnsi" w:hAnsi="Arial" w:cs="Arial"/>
@@ -145,7 +162,8 @@
           <w:szCs w:val="22"/>
           <w:lang w:eastAsia="en-US"/>
         </w:rPr>
-        <w:t xml:space="preserve"> Island sunset experience</w:t>
+        <w:br/>
+        <w:t>• Wings of Time spectacular evening show</w:t>
       </w:r>
       <w:r>
         <w:rPr>
@@ -155,7 +173,7 @@
           <w:lang w:eastAsia="en-US"/>
         </w:rPr>
         <w:br/>
-        <w:t>• Cable car ride with scenic views</w:t>
+        <w:t>• 4D Adventure attraction at Sentosa</w:t>
       </w:r>
       <w:r>
         <w:rPr>
@@ -165,7 +183,7 @@
           <w:lang w:eastAsia="en-US"/>
         </w:rPr>
         <w:br/>
-        <w:t>• Wings of Time spectacular evening show</w:t>
+        <w:t>• Full day at Universal Studios Singapore</w:t>
       </w:r>
       <w:r>
         <w:rPr>
@@ -175,9 +193,8 @@
           <w:lang w:eastAsia="en-US"/>
         </w:rPr>
         <w:br/>
-        <w:t xml:space="preserve">• 4D Adventure attraction at </w:t>
-      </w:r>
-      <w:proofErr w:type="spellStart"/>
+        <w:t>• Access to all rides &amp; shows with meal voucher</w:t>
+      </w:r>
       <w:r>
         <w:rPr>
           <w:rFonts w:ascii="Arial" w:eastAsiaTheme="minorHAnsi" w:hAnsi="Arial" w:cs="Arial"/>
@@ -185,9 +202,10 @@
           <w:szCs w:val="22"/>
           <w:lang w:eastAsia="en-US"/>
         </w:rPr>
-        <w:t>Sentosa</w:t>
-      </w:r>
-      <w:proofErr w:type="spellEnd"/>
+        <w:br/>
+        <w:t xml:space="preserve">• Explore </w:t>
+      </w:r>
+      <w:proofErr w:type="spellStart"/>
       <w:r>
         <w:rPr>
           <w:rFonts w:ascii="Arial" w:eastAsiaTheme="minorHAnsi" w:hAnsi="Arial" w:cs="Arial"/>
@@ -195,9 +213,9 @@
           <w:szCs w:val="22"/>
           <w:lang w:eastAsia="en-US"/>
         </w:rPr>
-        <w:br/>
-        <w:t>• Full day at Universal Studios Singapore</w:t>
-      </w:r>
+        <w:t>Merlion</w:t>
+      </w:r>
+      <w:proofErr w:type="spellEnd"/>
       <w:r>
         <w:rPr>
           <w:rFonts w:ascii="Arial" w:eastAsiaTheme="minorHAnsi" w:hAnsi="Arial" w:cs="Arial"/>
@@ -205,8 +223,7 @@
           <w:szCs w:val="22"/>
           <w:lang w:eastAsia="en-US"/>
         </w:rPr>
-        <w:br/>
-        <w:t>• Access to all rides &amp; shows with meal voucher</w:t>
+        <w:t xml:space="preserve"> Park, Marina Bay, Chinatown &amp; Little India</w:t>
       </w:r>
       <w:r>
         <w:rPr>
@@ -216,36 +233,6 @@
           <w:lang w:eastAsia="en-US"/>
         </w:rPr>
         <w:br/>
-        <w:t xml:space="preserve">• Explore </w:t>
-      </w:r>
-      <w:proofErr w:type="spellStart"/>
-      <w:r>
-        <w:rPr>
-          <w:rFonts w:ascii="Arial" w:eastAsiaTheme="minorHAnsi" w:hAnsi="Arial" w:cs="Arial"/>
-          <w:sz w:val="22"/>
-          <w:szCs w:val="22"/>
-          <w:lang w:eastAsia="en-US"/>
-        </w:rPr>
-        <w:t>Merlion</w:t>
-      </w:r>
-      <w:proofErr w:type="spellEnd"/>
-      <w:r>
-        <w:rPr>
-          <w:rFonts w:ascii="Arial" w:eastAsiaTheme="minorHAnsi" w:hAnsi="Arial" w:cs="Arial"/>
-          <w:sz w:val="22"/>
-          <w:szCs w:val="22"/>
-          <w:lang w:eastAsia="en-US"/>
-        </w:rPr>
-        <w:t xml:space="preserve"> Park, Marina Bay, Chinatown &amp; Little India</w:t>
-      </w:r>
-      <w:r>
-        <w:rPr>
-          <w:rFonts w:ascii="Arial" w:eastAsiaTheme="minorHAnsi" w:hAnsi="Arial" w:cs="Arial"/>
-          <w:sz w:val="22"/>
-          <w:szCs w:val="22"/>
-          <w:lang w:eastAsia="en-US"/>
-        </w:rPr>
-        <w:br/>
         <w:t>• Ideal group tour with exclusive benefits &amp; FOC offer</w:t>
       </w:r>
       <w:r>
@@ -485,7 +472,14 @@
           <w:rFonts w:ascii="Arial" w:hAnsi="Arial" w:cs="Arial"/>
         </w:rPr>
         <w:br/>
-        <w:t>After breakfast, check out from the hotel and proceed for a half-day city tour covering Merlion Park, Marina Bay, Esplanade – Theatres on the Bay, Chinatown, and Little India. Later, transfer to the airport for your departure with wonderful memories of Singapore.</w:t>
+        <w:t xml:space="preserve">After breakfast, check out from the hotel and proceed for a half-day city tour covering Merlion Park, Marina Bay, Esplanade – Theatres on the Bay, Chinatown, and Little India. </w:t>
+      </w:r>
+      <w:r>
+        <w:rPr>
+          <w:rFonts w:ascii="Arial" w:hAnsi="Arial" w:cs="Arial"/>
+        </w:rPr>
+        <w:lastRenderedPageBreak/>
+        <w:t>Later, transfer to the airport for your departure with wonderful memories of Singapore.</w:t>
       </w:r>
       <w:r>
         <w:rPr>
@@ -534,7 +528,6 @@
         <w:rPr>
           <w:rFonts w:ascii="Arial" w:hAnsi="Arial" w:cs="Arial"/>
         </w:rPr>
-        <w:lastRenderedPageBreak/>
         <w:t>Based on Double Sharing (04 Adults)</w:t>
       </w:r>
     </w:p>
@@ -669,8 +662,6 @@
         </w:rPr>
         <w:br/>
       </w:r>
-      <w:bookmarkStart w:id="0" w:name="_GoBack"/>
-      <w:bookmarkEnd w:id="0"/>
       <w:r>
         <w:rPr>
           <w:rFonts w:ascii="Arial" w:hAnsi="Arial" w:cs="Arial"/>
@@ -719,21 +710,7 @@
           <w:rFonts w:ascii="Arial" w:hAnsi="Arial" w:cs="Arial"/>
         </w:rPr>
         <w:br/>
-        <w:t xml:space="preserve">• </w:t>
-      </w:r>
-      <w:proofErr w:type="gramStart"/>
-      <w:r>
-        <w:rPr>
-          <w:rFonts w:ascii="Arial" w:hAnsi="Arial" w:cs="Arial"/>
-        </w:rPr>
-        <w:t>Any</w:t>
-      </w:r>
-      <w:proofErr w:type="gramEnd"/>
-      <w:r>
-        <w:rPr>
-          <w:rFonts w:ascii="Arial" w:hAnsi="Arial" w:cs="Arial"/>
-        </w:rPr>
-        <w:t xml:space="preserve"> services not mentioned</w:t>
+        <w:t>• Any services not mentioned</w:t>
       </w:r>
       <w:r>
         <w:rPr>
@@ -793,7 +770,7 @@
 </file>
 
 <file path=word/endnotes.xml><?xml version="1.0" encoding="utf-8"?>
-<w:endnotes xmlns:wpc="http://schemas.microsoft.com/office/word/2010/wordprocessingCanvas" xmlns:mc="http://schemas.openxmlformats.org/markup-compatibility/2006" xmlns:o="urn:schemas-microsoft-com:office:office" xmlns:r="http://schemas.openxmlformats.org/officeDocument/2006/relationships" xmlns:m="http://schemas.openxmlformats.org/officeDocument/2006/math" xmlns:v="urn:schemas-microsoft-com:vml" xmlns:wp14="http://schemas.microsoft.com/office/word/2010/wordprocessingDrawing" xmlns:wp="http://schemas.openxmlformats.org/drawingml/2006/wordprocessingDrawing" xmlns:w10="urn:schemas-microsoft-com:office:word" xmlns:w="http://schemas.openxmlformats.org/wordprocessingml/2006/main" xmlns:w14="http://schemas.microsoft.com/office/word/2010/wordml" xmlns:w15="http://schemas.microsoft.com/office/word/2012/wordml" xmlns:wpg="http://schemas.microsoft.com/office/word/2010/wordprocessingGroup" xmlns:wpi="http://schemas.microsoft.com/office/word/2010/wordprocessingInk" xmlns:wne="http://schemas.microsoft.com/office/word/2006/wordml" xmlns:wps="http://schemas.microsoft.com/office/word/2010/wordprocessingShape" mc:Ignorable="w14 w15 wp14">
+<w:endnotes xmlns:wpc="http://schemas.microsoft.com/office/word/2010/wordprocessingCanvas" xmlns:cx="http://schemas.microsoft.com/office/drawing/2014/chartex" xmlns:cx1="http://schemas.microsoft.com/office/drawing/2015/9/8/chartex" xmlns:cx2="http://schemas.microsoft.com/office/drawing/2015/10/21/chartex" xmlns:cx3="http://schemas.microsoft.com/office/drawing/2016/5/9/chartex" xmlns:cx4="http://schemas.microsoft.com/office/drawing/2016/5/10/chartex" xmlns:cx5="http://schemas.microsoft.com/office/drawing/2016/5/11/chartex" xmlns:cx6="http://schemas.microsoft.com/office/drawing/2016/5/12/chartex" xmlns:cx7="http://schemas.microsoft.com/office/drawing/2016/5/13/chartex" xmlns:cx8="http://schemas.microsoft.com/office/drawing/2016/5/14/chartex" xmlns:mc="http://schemas.openxmlformats.org/markup-compatibility/2006" xmlns:aink="http://schemas.microsoft.com/office/drawing/2016/ink" xmlns:am3d="http://schemas.microsoft.com/office/drawing/2017/model3d" xmlns:o="urn:schemas-microsoft-com:office:office" xmlns:r="http://schemas.openxmlformats.org/officeDocument/2006/relationships" xmlns:m="http://schemas.openxmlformats.org/officeDocument/2006/math" xmlns:v="urn:schemas-microsoft-com:vml" xmlns:wp14="http://schemas.microsoft.com/office/word/2010/wordprocessingDrawing" xmlns:wp="http://schemas.openxmlformats.org/drawingml/2006/wordprocessingDrawing" xmlns:w10="urn:schemas-microsoft-com:office:word" xmlns:w="http://schemas.openxmlformats.org/wordprocessingml/2006/main" xmlns:w14="http://schemas.microsoft.com/office/word/2010/wordml" xmlns:w15="http://schemas.microsoft.com/office/word/2012/wordml" xmlns:w16cid="http://schemas.microsoft.com/office/word/2016/wordml/cid" xmlns:w16se="http://schemas.microsoft.com/office/word/2015/wordml/symex" xmlns:wpg="http://schemas.microsoft.com/office/word/2010/wordprocessingGroup" xmlns:wpi="http://schemas.microsoft.com/office/word/2010/wordprocessingInk" xmlns:wne="http://schemas.microsoft.com/office/word/2006/wordml" xmlns:wps="http://schemas.microsoft.com/office/word/2010/wordprocessingShape" mc:Ignorable="w14 w15 w16se w16cid wp14">
   <w:endnote w:type="separator" w:id="-1">
     <w:p>
       <w:pPr>
@@ -818,7 +795,7 @@
 </file>
 
 <file path=word/footer1.xml><?xml version="1.0" encoding="utf-8"?>
-<w:ftr xmlns:wpc="http://schemas.microsoft.com/office/word/2010/wordprocessingCanvas" xmlns:mc="http://schemas.openxmlformats.org/markup-compatibility/2006" xmlns:o="urn:schemas-microsoft-com:office:office" xmlns:r="http://schemas.openxmlformats.org/officeDocument/2006/relationships" xmlns:m="http://schemas.openxmlformats.org/officeDocument/2006/math" xmlns:v="urn:schemas-microsoft-com:vml" xmlns:wp14="http://schemas.microsoft.com/office/word/2010/wordprocessingDrawing" xmlns:wp="http://schemas.openxmlformats.org/drawingml/2006/wordprocessingDrawing" xmlns:w10="urn:schemas-microsoft-com:office:word" xmlns:w="http://schemas.openxmlformats.org/wordprocessingml/2006/main" xmlns:w14="http://schemas.microsoft.com/office/word/2010/wordml" xmlns:w15="http://schemas.microsoft.com/office/word/2012/wordml" xmlns:wpg="http://schemas.microsoft.com/office/word/2010/wordprocessingGroup" xmlns:wpi="http://schemas.microsoft.com/office/word/2010/wordprocessingInk" xmlns:wne="http://schemas.microsoft.com/office/word/2006/wordml" xmlns:wps="http://schemas.microsoft.com/office/word/2010/wordprocessingShape" mc:Ignorable="w14 w15 wp14">
+<w:ftr xmlns:wpc="http://schemas.microsoft.com/office/word/2010/wordprocessingCanvas" xmlns:cx="http://schemas.microsoft.com/office/drawing/2014/chartex" xmlns:cx1="http://schemas.microsoft.com/office/drawing/2015/9/8/chartex" xmlns:cx2="http://schemas.microsoft.com/office/drawing/2015/10/21/chartex" xmlns:cx3="http://schemas.microsoft.com/office/drawing/2016/5/9/chartex" xmlns:cx4="http://schemas.microsoft.com/office/drawing/2016/5/10/chartex" xmlns:cx5="http://schemas.microsoft.com/office/drawing/2016/5/11/chartex" xmlns:cx6="http://schemas.microsoft.com/office/drawing/2016/5/12/chartex" xmlns:cx7="http://schemas.microsoft.com/office/drawing/2016/5/13/chartex" xmlns:cx8="http://schemas.microsoft.com/office/drawing/2016/5/14/chartex" xmlns:mc="http://schemas.openxmlformats.org/markup-compatibility/2006" xmlns:aink="http://schemas.microsoft.com/office/drawing/2016/ink" xmlns:am3d="http://schemas.microsoft.com/office/drawing/2017/model3d" xmlns:o="urn:schemas-microsoft-com:office:office" xmlns:r="http://schemas.openxmlformats.org/officeDocument/2006/relationships" xmlns:m="http://schemas.openxmlformats.org/officeDocument/2006/math" xmlns:v="urn:schemas-microsoft-com:vml" xmlns:wp14="http://schemas.microsoft.com/office/word/2010/wordprocessingDrawing" xmlns:wp="http://schemas.openxmlformats.org/drawingml/2006/wordprocessingDrawing" xmlns:w10="urn:schemas-microsoft-com:office:word" xmlns:w="http://schemas.openxmlformats.org/wordprocessingml/2006/main" xmlns:w14="http://schemas.microsoft.com/office/word/2010/wordml" xmlns:w15="http://schemas.microsoft.com/office/word/2012/wordml" xmlns:w16cid="http://schemas.microsoft.com/office/word/2016/wordml/cid" xmlns:w16se="http://schemas.microsoft.com/office/word/2015/wordml/symex" xmlns:wpg="http://schemas.microsoft.com/office/word/2010/wordprocessingGroup" xmlns:wpi="http://schemas.microsoft.com/office/word/2010/wordprocessingInk" xmlns:wne="http://schemas.microsoft.com/office/word/2006/wordml" xmlns:wps="http://schemas.microsoft.com/office/word/2010/wordprocessingShape" mc:Ignorable="w14 w15 w16se w16cid wp14">
   <w:p>
     <w:pPr>
       <w:pStyle w:val="Footer"/>
@@ -866,7 +843,7 @@
 </file>
 
 <file path=word/footnotes.xml><?xml version="1.0" encoding="utf-8"?>
-<w:footnotes xmlns:wpc="http://schemas.microsoft.com/office/word/2010/wordprocessingCanvas" xmlns:mc="http://schemas.openxmlformats.org/markup-compatibility/2006" xmlns:o="urn:schemas-microsoft-com:office:office" xmlns:r="http://schemas.openxmlformats.org/officeDocument/2006/relationships" xmlns:m="http://schemas.openxmlformats.org/officeDocument/2006/math" xmlns:v="urn:schemas-microsoft-com:vml" xmlns:wp14="http://schemas.microsoft.com/office/word/2010/wordprocessingDrawing" xmlns:wp="http://schemas.openxmlformats.org/drawingml/2006/wordprocessingDrawing" xmlns:w10="urn:schemas-microsoft-com:office:word" xmlns:w="http://schemas.openxmlformats.org/wordprocessingml/2006/main" xmlns:w14="http://schemas.microsoft.com/office/word/2010/wordml" xmlns:w15="http://schemas.microsoft.com/office/word/2012/wordml" xmlns:wpg="http://schemas.microsoft.com/office/word/2010/wordprocessingGroup" xmlns:wpi="http://schemas.microsoft.com/office/word/2010/wordprocessingInk" xmlns:wne="http://schemas.microsoft.com/office/word/2006/wordml" xmlns:wps="http://schemas.microsoft.com/office/word/2010/wordprocessingShape" mc:Ignorable="w14 w15 wp14">
+<w:footnotes xmlns:wpc="http://schemas.microsoft.com/office/word/2010/wordprocessingCanvas" xmlns:cx="http://schemas.microsoft.com/office/drawing/2014/chartex" xmlns:cx1="http://schemas.microsoft.com/office/drawing/2015/9/8/chartex" xmlns:cx2="http://schemas.microsoft.com/office/drawing/2015/10/21/chartex" xmlns:cx3="http://schemas.microsoft.com/office/drawing/2016/5/9/chartex" xmlns:cx4="http://schemas.microsoft.com/office/drawing/2016/5/10/chartex" xmlns:cx5="http://schemas.microsoft.com/office/drawing/2016/5/11/chartex" xmlns:cx6="http://schemas.microsoft.com/office/drawing/2016/5/12/chartex" xmlns:cx7="http://schemas.microsoft.com/office/drawing/2016/5/13/chartex" xmlns:cx8="http://schemas.microsoft.com/office/drawing/2016/5/14/chartex" xmlns:mc="http://schemas.openxmlformats.org/markup-compatibility/2006" xmlns:aink="http://schemas.microsoft.com/office/drawing/2016/ink" xmlns:am3d="http://schemas.microsoft.com/office/drawing/2017/model3d" xmlns:o="urn:schemas-microsoft-com:office:office" xmlns:r="http://schemas.openxmlformats.org/officeDocument/2006/relationships" xmlns:m="http://schemas.openxmlformats.org/officeDocument/2006/math" xmlns:v="urn:schemas-microsoft-com:vml" xmlns:wp14="http://schemas.microsoft.com/office/word/2010/wordprocessingDrawing" xmlns:wp="http://schemas.openxmlformats.org/drawingml/2006/wordprocessingDrawing" xmlns:w10="urn:schemas-microsoft-com:office:word" xmlns:w="http://schemas.openxmlformats.org/wordprocessingml/2006/main" xmlns:w14="http://schemas.microsoft.com/office/word/2010/wordml" xmlns:w15="http://schemas.microsoft.com/office/word/2012/wordml" xmlns:w16cid="http://schemas.microsoft.com/office/word/2016/wordml/cid" xmlns:w16se="http://schemas.microsoft.com/office/word/2015/wordml/symex" xmlns:wpg="http://schemas.microsoft.com/office/word/2010/wordprocessingGroup" xmlns:wpi="http://schemas.microsoft.com/office/word/2010/wordprocessingInk" xmlns:wne="http://schemas.microsoft.com/office/word/2006/wordml" xmlns:wps="http://schemas.microsoft.com/office/word/2010/wordprocessingShape" mc:Ignorable="w14 w15 w16se w16cid wp14">
   <w:footnote w:type="separator" w:id="-1">
     <w:p>
       <w:pPr>
@@ -891,7 +868,7 @@
 </file>
 
 <file path=word/header1.xml><?xml version="1.0" encoding="utf-8"?>
-<w:hdr xmlns:wpc="http://schemas.microsoft.com/office/word/2010/wordprocessingCanvas" xmlns:mc="http://schemas.openxmlformats.org/markup-compatibility/2006" xmlns:o="urn:schemas-microsoft-com:office:office" xmlns:r="http://schemas.openxmlformats.org/officeDocument/2006/relationships" xmlns:m="http://schemas.openxmlformats.org/officeDocument/2006/math" xmlns:v="urn:schemas-microsoft-com:vml" xmlns:wp14="http://schemas.microsoft.com/office/word/2010/wordprocessingDrawing" xmlns:wp="http://schemas.openxmlformats.org/drawingml/2006/wordprocessingDrawing" xmlns:w10="urn:schemas-microsoft-com:office:word" xmlns:w="http://schemas.openxmlformats.org/wordprocessingml/2006/main" xmlns:w14="http://schemas.microsoft.com/office/word/2010/wordml" xmlns:w15="http://schemas.microsoft.com/office/word/2012/wordml" xmlns:wpg="http://schemas.microsoft.com/office/word/2010/wordprocessingGroup" xmlns:wpi="http://schemas.microsoft.com/office/word/2010/wordprocessingInk" xmlns:wne="http://schemas.microsoft.com/office/word/2006/wordml" xmlns:wps="http://schemas.microsoft.com/office/word/2010/wordprocessingShape" mc:Ignorable="w14 w15 wp14">
+<w:hdr xmlns:wpc="http://schemas.microsoft.com/office/word/2010/wordprocessingCanvas" xmlns:cx="http://schemas.microsoft.com/office/drawing/2014/chartex" xmlns:cx1="http://schemas.microsoft.com/office/drawing/2015/9/8/chartex" xmlns:cx2="http://schemas.microsoft.com/office/drawing/2015/10/21/chartex" xmlns:cx3="http://schemas.microsoft.com/office/drawing/2016/5/9/chartex" xmlns:cx4="http://schemas.microsoft.com/office/drawing/2016/5/10/chartex" xmlns:cx5="http://schemas.microsoft.com/office/drawing/2016/5/11/chartex" xmlns:cx6="http://schemas.microsoft.com/office/drawing/2016/5/12/chartex" xmlns:cx7="http://schemas.microsoft.com/office/drawing/2016/5/13/chartex" xmlns:cx8="http://schemas.microsoft.com/office/drawing/2016/5/14/chartex" xmlns:mc="http://schemas.openxmlformats.org/markup-compatibility/2006" xmlns:aink="http://schemas.microsoft.com/office/drawing/2016/ink" xmlns:am3d="http://schemas.microsoft.com/office/drawing/2017/model3d" xmlns:o="urn:schemas-microsoft-com:office:office" xmlns:r="http://schemas.openxmlformats.org/officeDocument/2006/relationships" xmlns:m="http://schemas.openxmlformats.org/officeDocument/2006/math" xmlns:v="urn:schemas-microsoft-com:vml" xmlns:wp14="http://schemas.microsoft.com/office/word/2010/wordprocessingDrawing" xmlns:wp="http://schemas.openxmlformats.org/drawingml/2006/wordprocessingDrawing" xmlns:w10="urn:schemas-microsoft-com:office:word" xmlns:w="http://schemas.openxmlformats.org/wordprocessingml/2006/main" xmlns:w14="http://schemas.microsoft.com/office/word/2010/wordml" xmlns:w15="http://schemas.microsoft.com/office/word/2012/wordml" xmlns:w16cid="http://schemas.microsoft.com/office/word/2016/wordml/cid" xmlns:w16se="http://schemas.microsoft.com/office/word/2015/wordml/symex" xmlns:wpg="http://schemas.microsoft.com/office/word/2010/wordprocessingGroup" xmlns:wpi="http://schemas.microsoft.com/office/word/2010/wordprocessingInk" xmlns:wne="http://schemas.microsoft.com/office/word/2006/wordml" xmlns:wps="http://schemas.microsoft.com/office/word/2010/wordprocessingShape" mc:Ignorable="w14 w15 w16se w16cid wp14">
   <w:p>
     <w:pPr>
       <w:pStyle w:val="Header"/>
@@ -1047,8 +1024,8 @@
 </file>
 
 <file path=word/numbering.xml><?xml version="1.0" encoding="utf-8"?>
-<w:numbering xmlns:wpc="http://schemas.microsoft.com/office/word/2010/wordprocessingCanvas" xmlns:mc="http://schemas.openxmlformats.org/markup-compatibility/2006" xmlns:o="urn:schemas-microsoft-com:office:office" xmlns:r="http://schemas.openxmlformats.org/officeDocument/2006/relationships" xmlns:m="http://schemas.openxmlformats.org/officeDocument/2006/math" xmlns:v="urn:schemas-microsoft-com:vml" xmlns:wp14="http://schemas.microsoft.com/office/word/2010/wordprocessingDrawing" xmlns:wp="http://schemas.openxmlformats.org/drawingml/2006/wordprocessingDrawing" xmlns:w10="urn:schemas-microsoft-com:office:word" xmlns:w="http://schemas.openxmlformats.org/wordprocessingml/2006/main" xmlns:w14="http://schemas.microsoft.com/office/word/2010/wordml" xmlns:w15="http://schemas.microsoft.com/office/word/2012/wordml" xmlns:wpg="http://schemas.microsoft.com/office/word/2010/wordprocessingGroup" xmlns:wpi="http://schemas.microsoft.com/office/word/2010/wordprocessingInk" xmlns:wne="http://schemas.microsoft.com/office/word/2006/wordml" xmlns:wps="http://schemas.microsoft.com/office/word/2010/wordprocessingShape" mc:Ignorable="w14 w15 wp14">
-  <w:abstractNum w:abstractNumId="0">
+<w:numbering xmlns:wpc="http://schemas.microsoft.com/office/word/2010/wordprocessingCanvas" xmlns:cx="http://schemas.microsoft.com/office/drawing/2014/chartex" xmlns:cx1="http://schemas.microsoft.com/office/drawing/2015/9/8/chartex" xmlns:cx2="http://schemas.microsoft.com/office/drawing/2015/10/21/chartex" xmlns:cx3="http://schemas.microsoft.com/office/drawing/2016/5/9/chartex" xmlns:cx4="http://schemas.microsoft.com/office/drawing/2016/5/10/chartex" xmlns:cx5="http://schemas.microsoft.com/office/drawing/2016/5/11/chartex" xmlns:cx6="http://schemas.microsoft.com/office/drawing/2016/5/12/chartex" xmlns:cx7="http://schemas.microsoft.com/office/drawing/2016/5/13/chartex" xmlns:cx8="http://schemas.microsoft.com/office/drawing/2016/5/14/chartex" xmlns:mc="http://schemas.openxmlformats.org/markup-compatibility/2006" xmlns:aink="http://schemas.microsoft.com/office/drawing/2016/ink" xmlns:am3d="http://schemas.microsoft.com/office/drawing/2017/model3d" xmlns:o="urn:schemas-microsoft-com:office:office" xmlns:r="http://schemas.openxmlformats.org/officeDocument/2006/relationships" xmlns:m="http://schemas.openxmlformats.org/officeDocument/2006/math" xmlns:v="urn:schemas-microsoft-com:vml" xmlns:wp14="http://schemas.microsoft.com/office/word/2010/wordprocessingDrawing" xmlns:wp="http://schemas.openxmlformats.org/drawingml/2006/wordprocessingDrawing" xmlns:w10="urn:schemas-microsoft-com:office:word" xmlns:w="http://schemas.openxmlformats.org/wordprocessingml/2006/main" xmlns:w14="http://schemas.microsoft.com/office/word/2010/wordml" xmlns:w15="http://schemas.microsoft.com/office/word/2012/wordml" xmlns:w16cid="http://schemas.microsoft.com/office/word/2016/wordml/cid" xmlns:w16se="http://schemas.microsoft.com/office/word/2015/wordml/symex" xmlns:wpg="http://schemas.microsoft.com/office/word/2010/wordprocessingGroup" xmlns:wpi="http://schemas.microsoft.com/office/word/2010/wordprocessingInk" xmlns:wne="http://schemas.microsoft.com/office/word/2006/wordml" xmlns:wps="http://schemas.microsoft.com/office/word/2010/wordprocessingShape" mc:Ignorable="w14 w15 w16se w16cid wp14">
+  <w:abstractNum w:abstractNumId="0" w15:restartNumberingAfterBreak="0">
     <w:nsid w:val="078D5CF0"/>
     <w:multiLevelType w:val="multilevel"/>
     <w:tmpl w:val="59D4816E"/>
@@ -1197,7 +1174,7 @@
       </w:rPr>
     </w:lvl>
   </w:abstractNum>
-  <w:abstractNum w:abstractNumId="1">
+  <w:abstractNum w:abstractNumId="1" w15:restartNumberingAfterBreak="0">
     <w:nsid w:val="3025320E"/>
     <w:multiLevelType w:val="hybridMultilevel"/>
     <w:tmpl w:val="EAB24A12"/>
@@ -1310,7 +1287,7 @@
       </w:rPr>
     </w:lvl>
   </w:abstractNum>
-  <w:abstractNum w:abstractNumId="2">
+  <w:abstractNum w:abstractNumId="2" w15:restartNumberingAfterBreak="0">
     <w:nsid w:val="3739435A"/>
     <w:multiLevelType w:val="multilevel"/>
     <w:tmpl w:val="3AC6220E"/>
@@ -1459,7 +1436,7 @@
       </w:rPr>
     </w:lvl>
   </w:abstractNum>
-  <w:abstractNum w:abstractNumId="3">
+  <w:abstractNum w:abstractNumId="3" w15:restartNumberingAfterBreak="0">
     <w:nsid w:val="551F581E"/>
     <w:multiLevelType w:val="multilevel"/>
     <w:tmpl w:val="8446DF92"/>
@@ -1608,7 +1585,7 @@
       </w:rPr>
     </w:lvl>
   </w:abstractNum>
-  <w:abstractNum w:abstractNumId="4">
+  <w:abstractNum w:abstractNumId="4" w15:restartNumberingAfterBreak="0">
     <w:nsid w:val="60254149"/>
     <w:multiLevelType w:val="multilevel"/>
     <w:tmpl w:val="8FB8F572"/>
@@ -1757,7 +1734,7 @@
       </w:rPr>
     </w:lvl>
   </w:abstractNum>
-  <w:abstractNum w:abstractNumId="5">
+  <w:abstractNum w:abstractNumId="5" w15:restartNumberingAfterBreak="0">
     <w:nsid w:val="611C3570"/>
     <w:multiLevelType w:val="hybridMultilevel"/>
     <w:tmpl w:val="8022FA56"/>
@@ -1870,7 +1847,7 @@
       </w:rPr>
     </w:lvl>
   </w:abstractNum>
-  <w:abstractNum w:abstractNumId="6">
+  <w:abstractNum w:abstractNumId="6" w15:restartNumberingAfterBreak="0">
     <w:nsid w:val="62C859FC"/>
     <w:multiLevelType w:val="multilevel"/>
     <w:tmpl w:val="B0424866"/>
@@ -2044,7 +2021,7 @@
 </file>
 
 <file path=word/styles.xml><?xml version="1.0" encoding="utf-8"?>
-<w:styles xmlns:mc="http://schemas.openxmlformats.org/markup-compatibility/2006" xmlns:r="http://schemas.openxmlformats.org/officeDocument/2006/relationships" xmlns:w="http://schemas.openxmlformats.org/wordprocessingml/2006/main" xmlns:w14="http://schemas.microsoft.com/office/word/2010/wordml" xmlns:w15="http://schemas.microsoft.com/office/word/2012/wordml" mc:Ignorable="w14 w15">
+<w:styles xmlns:mc="http://schemas.openxmlformats.org/markup-compatibility/2006" xmlns:r="http://schemas.openxmlformats.org/officeDocument/2006/relationships" xmlns:w="http://schemas.openxmlformats.org/wordprocessingml/2006/main" xmlns:w14="http://schemas.microsoft.com/office/word/2010/wordml" xmlns:w15="http://schemas.microsoft.com/office/word/2012/wordml" xmlns:w16cid="http://schemas.microsoft.com/office/word/2016/wordml/cid" xmlns:w16se="http://schemas.microsoft.com/office/word/2015/wordml/symex" mc:Ignorable="w14 w15 w16se w16cid">
   <w:docDefaults>
     <w:rPrDefault>
       <w:rPr>
@@ -2060,7 +2037,7 @@
       </w:pPr>
     </w:pPrDefault>
   </w:docDefaults>
-  <w:latentStyles w:defLockedState="0" w:defUIPriority="99" w:defSemiHidden="0" w:defUnhideWhenUsed="0" w:defQFormat="0" w:count="371">
+  <w:latentStyles w:defLockedState="0" w:defUIPriority="99" w:defSemiHidden="0" w:defUnhideWhenUsed="0" w:defQFormat="0" w:count="375">
     <w:lsdException w:name="Normal" w:uiPriority="0" w:qFormat="1"/>
     <w:lsdException w:name="heading 1" w:uiPriority="9" w:qFormat="1"/>
     <w:lsdException w:name="heading 2" w:semiHidden="1" w:uiPriority="9" w:unhideWhenUsed="1" w:qFormat="1"/>
@@ -2166,7 +2143,6 @@
     <w:lsdException w:name="HTML Sample" w:semiHidden="1" w:unhideWhenUsed="1"/>
     <w:lsdException w:name="HTML Typewriter" w:semiHidden="1" w:unhideWhenUsed="1"/>
     <w:lsdException w:name="HTML Variable" w:semiHidden="1" w:unhideWhenUsed="1"/>
-    <w:lsdException w:name="Normal Table" w:semiHidden="1" w:unhideWhenUsed="1"/>
     <w:lsdException w:name="annotation subject" w:semiHidden="1" w:unhideWhenUsed="1"/>
     <w:lsdException w:name="No List" w:semiHidden="1" w:unhideWhenUsed="1"/>
     <w:lsdException w:name="Outline List 1" w:semiHidden="1" w:unhideWhenUsed="1"/>
@@ -2210,10 +2186,8 @@
     <w:lsdException w:name="Table Elegant" w:semiHidden="1" w:unhideWhenUsed="1"/>
     <w:lsdException w:name="Table Professional" w:semiHidden="1" w:unhideWhenUsed="1"/>
     <w:lsdException w:name="Table Subtle 1" w:semiHidden="1" w:unhideWhenUsed="1"/>
-    <w:lsdException w:name="Table Subtle 2" w:semiHidden="1" w:unhideWhenUsed="1"/>
     <w:lsdException w:name="Table Web 1" w:semiHidden="1" w:unhideWhenUsed="1"/>
     <w:lsdException w:name="Table Web 2" w:semiHidden="1" w:unhideWhenUsed="1"/>
-    <w:lsdException w:name="Table Web 3" w:semiHidden="1" w:unhideWhenUsed="1"/>
     <w:lsdException w:name="Balloon Text" w:semiHidden="1" w:unhideWhenUsed="1"/>
     <w:lsdException w:name="Table Grid" w:uiPriority="39"/>
     <w:lsdException w:name="Table Theme" w:semiHidden="1" w:unhideWhenUsed="1"/>
@@ -2432,6 +2406,10 @@
     <w:lsdException w:name="List Table 5 Dark Accent 6" w:uiPriority="50"/>
     <w:lsdException w:name="List Table 6 Colorful Accent 6" w:uiPriority="51"/>
     <w:lsdException w:name="List Table 7 Colorful Accent 6" w:uiPriority="52"/>
+    <w:lsdException w:name="Mention" w:semiHidden="1" w:unhideWhenUsed="1"/>
+    <w:lsdException w:name="Smart Hyperlink" w:semiHidden="1" w:unhideWhenUsed="1"/>
+    <w:lsdException w:name="Hashtag" w:semiHidden="1" w:unhideWhenUsed="1"/>
+    <w:lsdException w:name="Unresolved Mention" w:semiHidden="1" w:unhideWhenUsed="1"/>
   </w:latentStyles>
   <w:style w:type="paragraph" w:default="1" w:styleId="Normal">
     <w:name w:val="Normal"/>
